--- a/docs/onepager.docx
+++ b/docs/onepager.docx
@@ -148,7 +148,7 @@
           <w:color w:val="1F77B4"/>
           <w:sz w:val="28"/>
         </w:rPr>
-        <w:t>Training: notepad-on policy crosses positive after the schema fix</w:t>
+        <w:t>Training: notepad-on policy improves +1.45 chips/hand across 100 GRPO steps</w:t>
       </w:r>
     </w:p>
     <w:p>
@@ -447,7 +447,7 @@
           <w:color w:val="555555"/>
           <w:sz w:val="16"/>
         </w:rPr>
-        <w:t>Training reward over 100 GRPO steps. The notepad-on policy crosses positive only after the v0.1.16 schema fix lands. Smoothed with a 10-step rolling mean.</w:t>
+        <w:t>Final-hand reward of the v0.1.16 notepad-on policy across 100 GRPO steps. Thin line is per-step reward; bold line is a 20-step rolling mean. The policy starts at ≈ −1.1 chips/hand and trends up over training.</w:t>
       </w:r>
     </w:p>
     <w:p>

--- a/docs/onepager.docx
+++ b/docs/onepager.docx
@@ -3,13 +3,9 @@
 <w:document xmlns:wpc="http://schemas.microsoft.com/office/word/2010/wordprocessingCanvas" xmlns:mo="http://schemas.microsoft.com/office/mac/office/2008/main" xmlns:mc="http://schemas.openxmlformats.org/markup-compatibility/2006" xmlns:mv="urn:schemas-microsoft-com:mac:vml" xmlns:o="urn:schemas-microsoft-com:office:office" xmlns:r="http://schemas.openxmlformats.org/officeDocument/2006/relationships" xmlns:m="http://schemas.openxmlformats.org/officeDocument/2006/math" xmlns:v="urn:schemas-microsoft-com:vml" xmlns:wp14="http://schemas.microsoft.com/office/word/2010/wordprocessingDrawing" xmlns:wp="http://schemas.openxmlformats.org/drawingml/2006/wordprocessingDrawing" xmlns:w10="urn:schemas-microsoft-com:office:word" xmlns:w="http://schemas.openxmlformats.org/wordprocessingml/2006/main" xmlns:w14="http://schemas.microsoft.com/office/word/2010/wordml" xmlns:wpg="http://schemas.microsoft.com/office/word/2010/wordprocessingGroup" xmlns:wpi="http://schemas.microsoft.com/office/word/2010/wordprocessingInk" xmlns:wne="http://schemas.microsoft.com/office/word/2006/wordml" xmlns:wps="http://schemas.microsoft.com/office/word/2010/wordprocessingShape" mc:Ignorable="w14 wp14">
   <w:body>
     <w:p>
-      <w:pPr>
-        <w:jc w:val="left"/>
-      </w:pPr>
       <w:r>
         <w:rPr>
           <w:b/>
-          <w:color w:val="000000"/>
           <w:sz w:val="30"/>
         </w:rPr>
         <w:t>Teaching a 2B-parameter model to use memory, with reinforcement learning</w:t>
@@ -447,7 +443,7 @@
           <w:color w:val="555555"/>
           <w:sz w:val="16"/>
         </w:rPr>
-        <w:t>Final-hand reward of the v0.1.16 notepad-on policy across 100 GRPO steps. Thin line is per-step reward; bold line is a 20-step rolling mean. The policy starts at ≈ −1.1 chips/hand and trends up over training.</w:t>
+        <w:t>Final-hand reward of the v0.1.16 notepad-on policy across 100 GRPO steps. Thin line is per-step reward; bold line is the 20-step rolling mean (shown only from step 19 onwards, where the window is fully populated). The policy starts at ≈ −1.1 and trends upward.</w:t>
       </w:r>
     </w:p>
     <w:p>
